--- a/exports/SMART-delay-guide.docx
+++ b/exports/SMART-delay-guide.docx
@@ -636,7 +636,7 @@
           <w:sz w:val="16"/>
           <w:szCs w:val="16"/>
         </w:rPr>
-        <w:t xml:space="preserve">Questions? Email smartphonestudy@public.io. Run by IFF Research and the University of Cambridge for the Department for Education.</w:t>
+        <w:t xml:space="preserve">Questions? Email smartphonestudy@public.io. Run by IFF Research, PUBLIC and the University of Cambridge for the Department for Education.</w:t>
       </w:r>
     </w:p>
     <w:sectPr>
